--- a/CÔNG TY TNHH NHÀ HÀNG NANGUO/NANGUO_GiaiThe/Uyquyen.docx
+++ b/CÔNG TY TNHH NHÀ HÀNG NANGUO/NANGUO_GiaiThe/Uyquyen.docx
@@ -540,8 +540,10 @@
           <w:szCs w:val="24"/>
           <w:lang w:eastAsia="zh-CN"/>
         </w:rPr>
-        <w:t>0359326651</w:t>
-      </w:r>
+        <w:t>0353000556</w:t>
+      </w:r>
+      <w:bookmarkStart w:id="0" w:name="_GoBack"/>
+      <w:bookmarkEnd w:id="0"/>
     </w:p>
     <w:p>
       <w:pPr>
@@ -1124,8 +1126,6 @@
         </w:rPr>
         <w:t>4</w:t>
       </w:r>
-      <w:bookmarkStart w:id="0" w:name="_GoBack"/>
-      <w:bookmarkEnd w:id="0"/>
       <w:r>
         <w:rPr>
           <w:rFonts w:ascii="Times New Roman" w:hAnsi="Times New Roman" w:cs="Times New Roman"/>

--- a/CÔNG TY TNHH NHÀ HÀNG NANGUO/NANGUO_GiaiThe/Uyquyen.docx
+++ b/CÔNG TY TNHH NHÀ HÀNG NANGUO/NANGUO_GiaiThe/Uyquyen.docx
@@ -1,6 +1,6 @@
 
 <file path=word/document.xml><?xml version="1.0" encoding="utf-8"?>
-<w:document xmlns:wpc="http://schemas.microsoft.com/office/word/2010/wordprocessingCanvas" xmlns:cx="http://schemas.microsoft.com/office/drawing/2014/chartex" xmlns:cx1="http://schemas.microsoft.com/office/drawing/2015/9/8/chartex" xmlns:mc="http://schemas.openxmlformats.org/markup-compatibility/2006" xmlns:o="urn:schemas-microsoft-com:office:office" xmlns:r="http://schemas.openxmlformats.org/officeDocument/2006/relationships" xmlns:m="http://schemas.openxmlformats.org/officeDocument/2006/math" xmlns:v="urn:schemas-microsoft-com:vml" xmlns:wp14="http://schemas.microsoft.com/office/word/2010/wordprocessingDrawing" xmlns:wp="http://schemas.openxmlformats.org/drawingml/2006/wordprocessingDrawing" xmlns:w10="urn:schemas-microsoft-com:office:word" xmlns:w="http://schemas.openxmlformats.org/wordprocessingml/2006/main" xmlns:w14="http://schemas.microsoft.com/office/word/2010/wordml" xmlns:w15="http://schemas.microsoft.com/office/word/2012/wordml" xmlns:w16se="http://schemas.microsoft.com/office/word/2015/wordml/symex" xmlns:wpg="http://schemas.microsoft.com/office/word/2010/wordprocessingGroup" xmlns:wpi="http://schemas.microsoft.com/office/word/2010/wordprocessingInk" xmlns:wne="http://schemas.microsoft.com/office/word/2006/wordml" xmlns:wps="http://schemas.microsoft.com/office/word/2010/wordprocessingShape" mc:Ignorable="w14 w15 w16se wp14">
+<w:document xmlns:wpc="http://schemas.microsoft.com/office/word/2010/wordprocessingCanvas" xmlns:cx="http://schemas.microsoft.com/office/drawing/2014/chartex" xmlns:cx1="http://schemas.microsoft.com/office/drawing/2015/9/8/chartex" xmlns:cx2="http://schemas.microsoft.com/office/drawing/2015/10/21/chartex" xmlns:cx3="http://schemas.microsoft.com/office/drawing/2016/5/9/chartex" xmlns:cx4="http://schemas.microsoft.com/office/drawing/2016/5/10/chartex" xmlns:cx5="http://schemas.microsoft.com/office/drawing/2016/5/11/chartex" xmlns:cx6="http://schemas.microsoft.com/office/drawing/2016/5/12/chartex" xmlns:cx7="http://schemas.microsoft.com/office/drawing/2016/5/13/chartex" xmlns:cx8="http://schemas.microsoft.com/office/drawing/2016/5/14/chartex" xmlns:mc="http://schemas.openxmlformats.org/markup-compatibility/2006" xmlns:aink="http://schemas.microsoft.com/office/drawing/2016/ink" xmlns:am3d="http://schemas.microsoft.com/office/drawing/2017/model3d" xmlns:o="urn:schemas-microsoft-com:office:office" xmlns:oel="http://schemas.microsoft.com/office/2019/extlst" xmlns:r="http://schemas.openxmlformats.org/officeDocument/2006/relationships" xmlns:m="http://schemas.openxmlformats.org/officeDocument/2006/math" xmlns:v="urn:schemas-microsoft-com:vml" xmlns:wp14="http://schemas.microsoft.com/office/word/2010/wordprocessingDrawing" xmlns:wp="http://schemas.openxmlformats.org/drawingml/2006/wordprocessingDrawing" xmlns:w10="urn:schemas-microsoft-com:office:word" xmlns:w="http://schemas.openxmlformats.org/wordprocessingml/2006/main" xmlns:w14="http://schemas.microsoft.com/office/word/2010/wordml" xmlns:w15="http://schemas.microsoft.com/office/word/2012/wordml" xmlns:w16cex="http://schemas.microsoft.com/office/word/2018/wordml/cex" xmlns:w16cid="http://schemas.microsoft.com/office/word/2016/wordml/cid" xmlns:w16="http://schemas.microsoft.com/office/word/2018/wordml" xmlns:w16du="http://schemas.microsoft.com/office/word/2023/wordml/word16du" xmlns:w16sdtdh="http://schemas.microsoft.com/office/word/2020/wordml/sdtdatahash" xmlns:w16sdtfl="http://schemas.microsoft.com/office/word/2024/wordml/sdtformatlock" xmlns:w16se="http://schemas.microsoft.com/office/word/2015/wordml/symex" xmlns:wpg="http://schemas.microsoft.com/office/word/2010/wordprocessingGroup" xmlns:wpi="http://schemas.microsoft.com/office/word/2010/wordprocessingInk" xmlns:wne="http://schemas.microsoft.com/office/word/2006/wordml" xmlns:wps="http://schemas.microsoft.com/office/word/2010/wordprocessingShape" mc:Ignorable="w14 w15 w16se w16cid w16 w16cex w16sdtdh w16sdtfl w16du wp14">
   <w:body>
     <w:p>
       <w:pPr>
@@ -89,7 +89,7 @@
           <w:sz w:val="24"/>
           <w:szCs w:val="24"/>
         </w:rPr>
-        <w:t>6</w:t>
+        <w:t>8</w:t>
       </w:r>
       <w:r>
         <w:rPr>
@@ -107,7 +107,7 @@
           <w:sz w:val="24"/>
           <w:szCs w:val="24"/>
         </w:rPr>
-        <w:t>4</w:t>
+        <w:t>8</w:t>
       </w:r>
       <w:r>
         <w:rPr>
@@ -388,7 +388,6 @@
           <w:color w:val="000000" w:themeColor="text1"/>
           <w:sz w:val="24"/>
           <w:szCs w:val="24"/>
-          <w:lang w:val="sv-SE"/>
         </w:rPr>
         <w:t xml:space="preserve"> </w:t>
       </w:r>
@@ -542,8 +541,6 @@
         </w:rPr>
         <w:t>0353000556</w:t>
       </w:r>
-      <w:bookmarkStart w:id="0" w:name="_GoBack"/>
-      <w:bookmarkEnd w:id="0"/>
     </w:p>
     <w:p>
       <w:pPr>
@@ -1104,6 +1101,46 @@
           <w:color w:val="000000" w:themeColor="text1"/>
           <w:sz w:val="24"/>
           <w:szCs w:val="24"/>
+          <w:lang w:val="vi-VN"/>
+        </w:rPr>
+        <w:t>8</w:t>
+      </w:r>
+      <w:r>
+        <w:rPr>
+          <w:rFonts w:ascii="Times New Roman" w:hAnsi="Times New Roman" w:cs="Times New Roman"/>
+          <w:color w:val="000000" w:themeColor="text1"/>
+          <w:sz w:val="24"/>
+          <w:szCs w:val="24"/>
+          <w:lang w:val="vi-VN"/>
+        </w:rPr>
+        <w:t xml:space="preserve"> tháng </w:t>
+      </w:r>
+      <w:r>
+        <w:rPr>
+          <w:rFonts w:ascii="Times New Roman" w:hAnsi="Times New Roman" w:cs="Times New Roman"/>
+          <w:color w:val="000000" w:themeColor="text1"/>
+          <w:sz w:val="24"/>
+          <w:szCs w:val="24"/>
+        </w:rPr>
+        <w:t>8</w:t>
+      </w:r>
+      <w:r>
+        <w:rPr>
+          <w:rFonts w:ascii="Times New Roman" w:hAnsi="Times New Roman" w:cs="Times New Roman"/>
+          <w:color w:val="000000" w:themeColor="text1"/>
+          <w:sz w:val="24"/>
+          <w:szCs w:val="24"/>
+          <w:lang w:val="vi-VN"/>
+        </w:rPr>
+        <w:t xml:space="preserve"> năm 202</w:t>
+      </w:r>
+      <w:r>
+        <w:rPr>
+          <w:rFonts w:ascii="Times New Roman" w:hAnsi="Times New Roman" w:cs="Times New Roman"/>
+          <w:color w:val="000000" w:themeColor="text1"/>
+          <w:sz w:val="24"/>
+          <w:szCs w:val="24"/>
+          <w:lang w:val="vi-VN"/>
         </w:rPr>
         <w:t>6</w:t>
       </w:r>
@@ -1115,44 +1152,6 @@
           <w:szCs w:val="24"/>
           <w:lang w:val="vi-VN"/>
         </w:rPr>
-        <w:t xml:space="preserve"> tháng </w:t>
-      </w:r>
-      <w:r>
-        <w:rPr>
-          <w:rFonts w:ascii="Times New Roman" w:hAnsi="Times New Roman" w:cs="Times New Roman"/>
-          <w:color w:val="000000" w:themeColor="text1"/>
-          <w:sz w:val="24"/>
-          <w:szCs w:val="24"/>
-        </w:rPr>
-        <w:t>4</w:t>
-      </w:r>
-      <w:r>
-        <w:rPr>
-          <w:rFonts w:ascii="Times New Roman" w:hAnsi="Times New Roman" w:cs="Times New Roman"/>
-          <w:color w:val="000000" w:themeColor="text1"/>
-          <w:sz w:val="24"/>
-          <w:szCs w:val="24"/>
-          <w:lang w:val="vi-VN"/>
-        </w:rPr>
-        <w:t xml:space="preserve"> năm 202</w:t>
-      </w:r>
-      <w:r>
-        <w:rPr>
-          <w:rFonts w:ascii="Times New Roman" w:hAnsi="Times New Roman" w:cs="Times New Roman"/>
-          <w:color w:val="000000" w:themeColor="text1"/>
-          <w:sz w:val="24"/>
-          <w:szCs w:val="24"/>
-        </w:rPr>
-        <w:t>6</w:t>
-      </w:r>
-      <w:r>
-        <w:rPr>
-          <w:rFonts w:ascii="Times New Roman" w:hAnsi="Times New Roman" w:cs="Times New Roman"/>
-          <w:color w:val="000000" w:themeColor="text1"/>
-          <w:sz w:val="24"/>
-          <w:szCs w:val="24"/>
-          <w:lang w:val="vi-VN"/>
-        </w:rPr>
         <w:t xml:space="preserve"> cho đến khi công việc được hoàn tất./. </w:t>
       </w:r>
     </w:p>
@@ -1234,7 +1233,7 @@
           <w:color w:val="000000" w:themeColor="text1"/>
           <w:sz w:val="24"/>
           <w:szCs w:val="24"/>
-          <w:lang w:eastAsia="zh-CN"/>
+          <w:lang w:val="vi-VN" w:eastAsia="zh-CN"/>
         </w:rPr>
         <w:t>PHẠM VĂN TUẤN</w:t>
       </w:r>
@@ -1250,7 +1249,7 @@
 </file>
 
 <file path=word/endnotes.xml><?xml version="1.0" encoding="utf-8"?>
-<w:endnotes xmlns:wpc="http://schemas.microsoft.com/office/word/2010/wordprocessingCanvas" xmlns:cx="http://schemas.microsoft.com/office/drawing/2014/chartex" xmlns:cx1="http://schemas.microsoft.com/office/drawing/2015/9/8/chartex" xmlns:mc="http://schemas.openxmlformats.org/markup-compatibility/2006" xmlns:o="urn:schemas-microsoft-com:office:office" xmlns:r="http://schemas.openxmlformats.org/officeDocument/2006/relationships" xmlns:m="http://schemas.openxmlformats.org/officeDocument/2006/math" xmlns:v="urn:schemas-microsoft-com:vml" xmlns:wp14="http://schemas.microsoft.com/office/word/2010/wordprocessingDrawing" xmlns:wp="http://schemas.openxmlformats.org/drawingml/2006/wordprocessingDrawing" xmlns:w10="urn:schemas-microsoft-com:office:word" xmlns:w="http://schemas.openxmlformats.org/wordprocessingml/2006/main" xmlns:w14="http://schemas.microsoft.com/office/word/2010/wordml" xmlns:w15="http://schemas.microsoft.com/office/word/2012/wordml" xmlns:w16se="http://schemas.microsoft.com/office/word/2015/wordml/symex" xmlns:wpg="http://schemas.microsoft.com/office/word/2010/wordprocessingGroup" xmlns:wpi="http://schemas.microsoft.com/office/word/2010/wordprocessingInk" xmlns:wne="http://schemas.microsoft.com/office/word/2006/wordml" xmlns:wps="http://schemas.microsoft.com/office/word/2010/wordprocessingShape" mc:Ignorable="w14 w15 w16se wp14">
+<w:endnotes xmlns:wpc="http://schemas.microsoft.com/office/word/2010/wordprocessingCanvas" xmlns:cx="http://schemas.microsoft.com/office/drawing/2014/chartex" xmlns:cx1="http://schemas.microsoft.com/office/drawing/2015/9/8/chartex" xmlns:cx2="http://schemas.microsoft.com/office/drawing/2015/10/21/chartex" xmlns:cx3="http://schemas.microsoft.com/office/drawing/2016/5/9/chartex" xmlns:cx4="http://schemas.microsoft.com/office/drawing/2016/5/10/chartex" xmlns:cx5="http://schemas.microsoft.com/office/drawing/2016/5/11/chartex" xmlns:cx6="http://schemas.microsoft.com/office/drawing/2016/5/12/chartex" xmlns:cx7="http://schemas.microsoft.com/office/drawing/2016/5/13/chartex" xmlns:cx8="http://schemas.microsoft.com/office/drawing/2016/5/14/chartex" xmlns:mc="http://schemas.openxmlformats.org/markup-compatibility/2006" xmlns:aink="http://schemas.microsoft.com/office/drawing/2016/ink" xmlns:am3d="http://schemas.microsoft.com/office/drawing/2017/model3d" xmlns:o="urn:schemas-microsoft-com:office:office" xmlns:oel="http://schemas.microsoft.com/office/2019/extlst" xmlns:r="http://schemas.openxmlformats.org/officeDocument/2006/relationships" xmlns:m="http://schemas.openxmlformats.org/officeDocument/2006/math" xmlns:v="urn:schemas-microsoft-com:vml" xmlns:wp14="http://schemas.microsoft.com/office/word/2010/wordprocessingDrawing" xmlns:wp="http://schemas.openxmlformats.org/drawingml/2006/wordprocessingDrawing" xmlns:w10="urn:schemas-microsoft-com:office:word" xmlns:w="http://schemas.openxmlformats.org/wordprocessingml/2006/main" xmlns:w14="http://schemas.microsoft.com/office/word/2010/wordml" xmlns:w15="http://schemas.microsoft.com/office/word/2012/wordml" xmlns:w16cex="http://schemas.microsoft.com/office/word/2018/wordml/cex" xmlns:w16cid="http://schemas.microsoft.com/office/word/2016/wordml/cid" xmlns:w16="http://schemas.microsoft.com/office/word/2018/wordml" xmlns:w16du="http://schemas.microsoft.com/office/word/2023/wordml/word16du" xmlns:w16sdtdh="http://schemas.microsoft.com/office/word/2020/wordml/sdtdatahash" xmlns:w16sdtfl="http://schemas.microsoft.com/office/word/2024/wordml/sdtformatlock" xmlns:w16se="http://schemas.microsoft.com/office/word/2015/wordml/symex" xmlns:wpg="http://schemas.microsoft.com/office/word/2010/wordprocessingGroup" xmlns:wpi="http://schemas.microsoft.com/office/word/2010/wordprocessingInk" xmlns:wne="http://schemas.microsoft.com/office/word/2006/wordml" xmlns:wps="http://schemas.microsoft.com/office/word/2010/wordprocessingShape" mc:Ignorable="w14 w15 w16se w16cid w16 w16cex w16sdtdh w16sdtfl w16du wp14">
   <w:endnote w:type="separator" w:id="-1">
     <w:p>
       <w:pPr>
@@ -1275,7 +1274,7 @@
 </file>
 
 <file path=word/footnotes.xml><?xml version="1.0" encoding="utf-8"?>
-<w:footnotes xmlns:wpc="http://schemas.microsoft.com/office/word/2010/wordprocessingCanvas" xmlns:cx="http://schemas.microsoft.com/office/drawing/2014/chartex" xmlns:cx1="http://schemas.microsoft.com/office/drawing/2015/9/8/chartex" xmlns:mc="http://schemas.openxmlformats.org/markup-compatibility/2006" xmlns:o="urn:schemas-microsoft-com:office:office" xmlns:r="http://schemas.openxmlformats.org/officeDocument/2006/relationships" xmlns:m="http://schemas.openxmlformats.org/officeDocument/2006/math" xmlns:v="urn:schemas-microsoft-com:vml" xmlns:wp14="http://schemas.microsoft.com/office/word/2010/wordprocessingDrawing" xmlns:wp="http://schemas.openxmlformats.org/drawingml/2006/wordprocessingDrawing" xmlns:w10="urn:schemas-microsoft-com:office:word" xmlns:w="http://schemas.openxmlformats.org/wordprocessingml/2006/main" xmlns:w14="http://schemas.microsoft.com/office/word/2010/wordml" xmlns:w15="http://schemas.microsoft.com/office/word/2012/wordml" xmlns:w16se="http://schemas.microsoft.com/office/word/2015/wordml/symex" xmlns:wpg="http://schemas.microsoft.com/office/word/2010/wordprocessingGroup" xmlns:wpi="http://schemas.microsoft.com/office/word/2010/wordprocessingInk" xmlns:wne="http://schemas.microsoft.com/office/word/2006/wordml" xmlns:wps="http://schemas.microsoft.com/office/word/2010/wordprocessingShape" mc:Ignorable="w14 w15 w16se wp14">
+<w:footnotes xmlns:wpc="http://schemas.microsoft.com/office/word/2010/wordprocessingCanvas" xmlns:cx="http://schemas.microsoft.com/office/drawing/2014/chartex" xmlns:cx1="http://schemas.microsoft.com/office/drawing/2015/9/8/chartex" xmlns:cx2="http://schemas.microsoft.com/office/drawing/2015/10/21/chartex" xmlns:cx3="http://schemas.microsoft.com/office/drawing/2016/5/9/chartex" xmlns:cx4="http://schemas.microsoft.com/office/drawing/2016/5/10/chartex" xmlns:cx5="http://schemas.microsoft.com/office/drawing/2016/5/11/chartex" xmlns:cx6="http://schemas.microsoft.com/office/drawing/2016/5/12/chartex" xmlns:cx7="http://schemas.microsoft.com/office/drawing/2016/5/13/chartex" xmlns:cx8="http://schemas.microsoft.com/office/drawing/2016/5/14/chartex" xmlns:mc="http://schemas.openxmlformats.org/markup-compatibility/2006" xmlns:aink="http://schemas.microsoft.com/office/drawing/2016/ink" xmlns:am3d="http://schemas.microsoft.com/office/drawing/2017/model3d" xmlns:o="urn:schemas-microsoft-com:office:office" xmlns:oel="http://schemas.microsoft.com/office/2019/extlst" xmlns:r="http://schemas.openxmlformats.org/officeDocument/2006/relationships" xmlns:m="http://schemas.openxmlformats.org/officeDocument/2006/math" xmlns:v="urn:schemas-microsoft-com:vml" xmlns:wp14="http://schemas.microsoft.com/office/word/2010/wordprocessingDrawing" xmlns:wp="http://schemas.openxmlformats.org/drawingml/2006/wordprocessingDrawing" xmlns:w10="urn:schemas-microsoft-com:office:word" xmlns:w="http://schemas.openxmlformats.org/wordprocessingml/2006/main" xmlns:w14="http://schemas.microsoft.com/office/word/2010/wordml" xmlns:w15="http://schemas.microsoft.com/office/word/2012/wordml" xmlns:w16cex="http://schemas.microsoft.com/office/word/2018/wordml/cex" xmlns:w16cid="http://schemas.microsoft.com/office/word/2016/wordml/cid" xmlns:w16="http://schemas.microsoft.com/office/word/2018/wordml" xmlns:w16du="http://schemas.microsoft.com/office/word/2023/wordml/word16du" xmlns:w16sdtdh="http://schemas.microsoft.com/office/word/2020/wordml/sdtdatahash" xmlns:w16sdtfl="http://schemas.microsoft.com/office/word/2024/wordml/sdtformatlock" xmlns:w16se="http://schemas.microsoft.com/office/word/2015/wordml/symex" xmlns:wpg="http://schemas.microsoft.com/office/word/2010/wordprocessingGroup" xmlns:wpi="http://schemas.microsoft.com/office/word/2010/wordprocessingInk" xmlns:wne="http://schemas.microsoft.com/office/word/2006/wordml" xmlns:wps="http://schemas.microsoft.com/office/word/2010/wordprocessingShape" mc:Ignorable="w14 w15 w16se w16cid w16 w16cex w16sdtdh w16sdtfl w16du wp14">
   <w:footnote w:type="separator" w:id="-1">
     <w:p>
       <w:pPr>
@@ -1300,7 +1299,7 @@
 </file>
 
 <file path=word/numbering.xml><?xml version="1.0" encoding="utf-8"?>
-<w:numbering xmlns:wpc="http://schemas.microsoft.com/office/word/2010/wordprocessingCanvas" xmlns:cx="http://schemas.microsoft.com/office/drawing/2014/chartex" xmlns:cx1="http://schemas.microsoft.com/office/drawing/2015/9/8/chartex" xmlns:mc="http://schemas.openxmlformats.org/markup-compatibility/2006" xmlns:o="urn:schemas-microsoft-com:office:office" xmlns:r="http://schemas.openxmlformats.org/officeDocument/2006/relationships" xmlns:m="http://schemas.openxmlformats.org/officeDocument/2006/math" xmlns:v="urn:schemas-microsoft-com:vml" xmlns:wp14="http://schemas.microsoft.com/office/word/2010/wordprocessingDrawing" xmlns:wp="http://schemas.openxmlformats.org/drawingml/2006/wordprocessingDrawing" xmlns:w10="urn:schemas-microsoft-com:office:word" xmlns:w="http://schemas.openxmlformats.org/wordprocessingml/2006/main" xmlns:w14="http://schemas.microsoft.com/office/word/2010/wordml" xmlns:w15="http://schemas.microsoft.com/office/word/2012/wordml" xmlns:w16se="http://schemas.microsoft.com/office/word/2015/wordml/symex" xmlns:wpg="http://schemas.microsoft.com/office/word/2010/wordprocessingGroup" xmlns:wpi="http://schemas.microsoft.com/office/word/2010/wordprocessingInk" xmlns:wne="http://schemas.microsoft.com/office/word/2006/wordml" xmlns:wps="http://schemas.microsoft.com/office/word/2010/wordprocessingShape" mc:Ignorable="w14 w15 w16se wp14">
+<w:numbering xmlns:wpc="http://schemas.microsoft.com/office/word/2010/wordprocessingCanvas" xmlns:cx="http://schemas.microsoft.com/office/drawing/2014/chartex" xmlns:cx1="http://schemas.microsoft.com/office/drawing/2015/9/8/chartex" xmlns:cx2="http://schemas.microsoft.com/office/drawing/2015/10/21/chartex" xmlns:cx3="http://schemas.microsoft.com/office/drawing/2016/5/9/chartex" xmlns:cx4="http://schemas.microsoft.com/office/drawing/2016/5/10/chartex" xmlns:cx5="http://schemas.microsoft.com/office/drawing/2016/5/11/chartex" xmlns:cx6="http://schemas.microsoft.com/office/drawing/2016/5/12/chartex" xmlns:cx7="http://schemas.microsoft.com/office/drawing/2016/5/13/chartex" xmlns:cx8="http://schemas.microsoft.com/office/drawing/2016/5/14/chartex" xmlns:mc="http://schemas.openxmlformats.org/markup-compatibility/2006" xmlns:aink="http://schemas.microsoft.com/office/drawing/2016/ink" xmlns:am3d="http://schemas.microsoft.com/office/drawing/2017/model3d" xmlns:o="urn:schemas-microsoft-com:office:office" xmlns:oel="http://schemas.microsoft.com/office/2019/extlst" xmlns:r="http://schemas.openxmlformats.org/officeDocument/2006/relationships" xmlns:m="http://schemas.openxmlformats.org/officeDocument/2006/math" xmlns:v="urn:schemas-microsoft-com:vml" xmlns:wp14="http://schemas.microsoft.com/office/word/2010/wordprocessingDrawing" xmlns:wp="http://schemas.openxmlformats.org/drawingml/2006/wordprocessingDrawing" xmlns:w10="urn:schemas-microsoft-com:office:word" xmlns:w="http://schemas.openxmlformats.org/wordprocessingml/2006/main" xmlns:w14="http://schemas.microsoft.com/office/word/2010/wordml" xmlns:w15="http://schemas.microsoft.com/office/word/2012/wordml" xmlns:w16cex="http://schemas.microsoft.com/office/word/2018/wordml/cex" xmlns:w16cid="http://schemas.microsoft.com/office/word/2016/wordml/cid" xmlns:w16="http://schemas.microsoft.com/office/word/2018/wordml" xmlns:w16du="http://schemas.microsoft.com/office/word/2023/wordml/word16du" xmlns:w16sdtdh="http://schemas.microsoft.com/office/word/2020/wordml/sdtdatahash" xmlns:w16sdtfl="http://schemas.microsoft.com/office/word/2024/wordml/sdtformatlock" xmlns:w16se="http://schemas.microsoft.com/office/word/2015/wordml/symex" xmlns:wpg="http://schemas.microsoft.com/office/word/2010/wordprocessingGroup" xmlns:wpi="http://schemas.microsoft.com/office/word/2010/wordprocessingInk" xmlns:wne="http://schemas.microsoft.com/office/word/2006/wordml" xmlns:wps="http://schemas.microsoft.com/office/word/2010/wordprocessingShape" mc:Ignorable="w14 w15 w16se w16cid w16 w16cex w16sdtdh w16sdtfl w16du wp14">
   <w:abstractNum w:abstractNumId="0" w15:restartNumberingAfterBreak="0">
     <w:nsid w:val="2EB414B8"/>
     <w:multiLevelType w:val="singleLevel"/>
@@ -1312,14 +1311,14 @@
       <w:lvlJc w:val="left"/>
     </w:lvl>
   </w:abstractNum>
-  <w:num w:numId="1">
+  <w:num w:numId="1" w16cid:durableId="140924520">
     <w:abstractNumId w:val="0"/>
   </w:num>
 </w:numbering>
 </file>
 
 <file path=word/styles.xml><?xml version="1.0" encoding="utf-8"?>
-<w:styles xmlns:mc="http://schemas.openxmlformats.org/markup-compatibility/2006" xmlns:r="http://schemas.openxmlformats.org/officeDocument/2006/relationships" xmlns:w="http://schemas.openxmlformats.org/wordprocessingml/2006/main" xmlns:w14="http://schemas.microsoft.com/office/word/2010/wordml" xmlns:w15="http://schemas.microsoft.com/office/word/2012/wordml" xmlns:w16se="http://schemas.microsoft.com/office/word/2015/wordml/symex" mc:Ignorable="w14 w15 w16se">
+<w:styles xmlns:mc="http://schemas.openxmlformats.org/markup-compatibility/2006" xmlns:r="http://schemas.openxmlformats.org/officeDocument/2006/relationships" xmlns:w="http://schemas.openxmlformats.org/wordprocessingml/2006/main" xmlns:w14="http://schemas.microsoft.com/office/word/2010/wordml" xmlns:w15="http://schemas.microsoft.com/office/word/2012/wordml" xmlns:w16cex="http://schemas.microsoft.com/office/word/2018/wordml/cex" xmlns:w16cid="http://schemas.microsoft.com/office/word/2016/wordml/cid" xmlns:w16="http://schemas.microsoft.com/office/word/2018/wordml" xmlns:w16du="http://schemas.microsoft.com/office/word/2023/wordml/word16du" xmlns:w16sdtdh="http://schemas.microsoft.com/office/word/2020/wordml/sdtdatahash" xmlns:w16sdtfl="http://schemas.microsoft.com/office/word/2024/wordml/sdtformatlock" xmlns:w16se="http://schemas.microsoft.com/office/word/2015/wordml/symex" mc:Ignorable="w14 w15 w16se w16cid w16 w16cex w16sdtdh w16sdtfl w16du">
   <w:docDefaults>
     <w:rPrDefault>
       <w:rPr>
@@ -1329,7 +1328,7 @@
     </w:rPrDefault>
     <w:pPrDefault/>
   </w:docDefaults>
-  <w:latentStyles w:defLockedState="0" w:defUIPriority="99" w:defSemiHidden="0" w:defUnhideWhenUsed="0" w:defQFormat="0" w:count="371">
+  <w:latentStyles w:defLockedState="0" w:defUIPriority="99" w:defSemiHidden="0" w:defUnhideWhenUsed="0" w:defQFormat="0" w:count="376">
     <w:lsdException w:name="Normal" w:uiPriority="0" w:qFormat="1"/>
     <w:lsdException w:name="heading 1" w:uiPriority="9" w:qFormat="1"/>
     <w:lsdException w:name="heading 2" w:semiHidden="1" w:uiPriority="9" w:unhideWhenUsed="1" w:qFormat="1"/>
@@ -1698,6 +1697,11 @@
     <w:lsdException w:name="List Table 5 Dark Accent 6" w:uiPriority="50"/>
     <w:lsdException w:name="List Table 6 Colorful Accent 6" w:uiPriority="51"/>
     <w:lsdException w:name="List Table 7 Colorful Accent 6" w:uiPriority="52"/>
+    <w:lsdException w:name="Mention" w:semiHidden="1" w:unhideWhenUsed="1"/>
+    <w:lsdException w:name="Smart Hyperlink" w:semiHidden="1" w:unhideWhenUsed="1"/>
+    <w:lsdException w:name="Hashtag" w:semiHidden="1" w:unhideWhenUsed="1"/>
+    <w:lsdException w:name="Unresolved Mention" w:semiHidden="1" w:unhideWhenUsed="1"/>
+    <w:lsdException w:name="Smart Link" w:semiHidden="1" w:unhideWhenUsed="1"/>
   </w:latentStyles>
   <w:style w:type="paragraph" w:default="1" w:styleId="Normal">
     <w:name w:val="Normal"/>

--- a/CÔNG TY TNHH NHÀ HÀNG NANGUO/NANGUO_GiaiThe/Uyquyen.docx
+++ b/CÔNG TY TNHH NHÀ HÀNG NANGUO/NANGUO_GiaiThe/Uyquyen.docx
@@ -539,7 +539,7 @@
           <w:szCs w:val="24"/>
           <w:lang w:eastAsia="zh-CN"/>
         </w:rPr>
-        <w:t>0353000556</w:t>
+        <w:t>3702809615</w:t>
       </w:r>
     </w:p>
     <w:p>
@@ -922,7 +922,28 @@
           <w:szCs w:val="24"/>
           <w:lang w:val="vi-VN"/>
         </w:rPr>
-        <w:t xml:space="preserve"> được quyền thay mặt và đại diện tôi, thực hiện các thủ tục đăng ký doanh nghiệp theo quy định của pháp luật, bao gồm nhưng không giới hạn việc thực hiện các công việc sau đây: </w:t>
+        <w:t xml:space="preserve"> được quyền thay mặt và đại diện tôi thực hiện việc nộp hồ sơ giải thể doanh nghiệp của </w:t>
+      </w:r>
+      <w:r>
+        <w:rPr>
+          <w:rFonts w:ascii="Times New Roman" w:eastAsia="Times New Roman" w:hAnsi="Times New Roman" w:cs="Times New Roman"/>
+          <w:b/>
+          <w:color w:val="000000" w:themeColor="text1"/>
+          <w:sz w:val="24"/>
+          <w:szCs w:val="24"/>
+          <w:lang w:val="vi-VN" w:eastAsia="zh-CN"/>
+        </w:rPr>
+        <w:t>CÔNG TY TNHH NHÀ HÀNG NANGUO</w:t>
+      </w:r>
+      <w:r>
+        <w:rPr>
+          <w:rFonts w:ascii="Times New Roman" w:hAnsi="Times New Roman" w:cs="Times New Roman"/>
+          <w:color w:val="000000" w:themeColor="text1"/>
+          <w:sz w:val="24"/>
+          <w:szCs w:val="24"/>
+          <w:lang w:val="vi-VN"/>
+        </w:rPr>
+        <w:t xml:space="preserve"> tại Phòng Đăng ký kinh doanh Thành phố Hồ Chí Minh, bao gồm các công việc sau đây:</w:t>
       </w:r>
     </w:p>
     <w:p>
@@ -947,7 +968,7 @@
           <w:szCs w:val="24"/>
           <w:lang w:val="vi-VN"/>
         </w:rPr>
-        <w:t xml:space="preserve"> Nộp hồ sơ tại các cơ quan có thẩm quyền của Việt Nam; </w:t>
+        <w:t xml:space="preserve"> Nộp hồ sơ giải thể doanh nghiệp và hồ sơ sửa đổi, bổ sung theo yêu cầu của cơ quan đăng ký kinh doanh (nếu có);</w:t>
       </w:r>
     </w:p>
     <w:p>
@@ -972,7 +993,7 @@
           <w:szCs w:val="24"/>
           <w:lang w:val="vi-VN"/>
         </w:rPr>
-        <w:t xml:space="preserve"> Liên hệ làm việc với các cơ quan hữu quan để nhận được các chấp thuận cần thiết để thực hiện thủ tục đăng ký doanh nghiệp; và </w:t>
+        <w:t xml:space="preserve"> Liên hệ, làm việc với Phòng Đăng ký kinh doanh Thành phố Hồ Chí Minh để giải trình, sửa đổi, bổ sung hồ sơ giải thể doanh nghiệp theo yêu cầu;</w:t>
       </w:r>
     </w:p>
     <w:p>
@@ -997,30 +1018,8 @@
           <w:szCs w:val="24"/>
           <w:lang w:val="vi-VN"/>
         </w:rPr>
-        <w:t xml:space="preserve"> Nhận Giấy chứng nhận đăng ký doanh nghiệp, thông báo, quyết định. Trong phạm vi uỷ quyền tại đây, Người được Ủy quyền được toàn quyền, chuẩn bị và ký các tài liệu cần thiết, nộp và rút các tài liệu, hồ sơ cần thiết đệ trình lên cơ quan chức năng có thẩm quyền liên quan tại Việt Nam cũng như nhận kết quả, giấy tờ liên quan đến công việc được ủy quyền; thanh toán phí, lệ phí liên quan đến các công việc được ủy quyền; thực hiện thủ tục hoặc có các hành động khác có liên quan đến công việc được ủy quyền theo quy định pháp luật hiện hành của Việt Nam.</w:t>
-      </w:r>
-    </w:p>
-    <w:p>
-      <w:pPr>
-        <w:rPr>
-          <w:rFonts w:ascii="Times New Roman" w:hAnsi="Times New Roman" w:cs="Times New Roman"/>
-          <w:color w:val="000000" w:themeColor="text1"/>
-          <w:sz w:val="24"/>
-          <w:szCs w:val="24"/>
-          <w:lang w:val="vi-VN"/>
-        </w:rPr>
-      </w:pPr>
-    </w:p>
-    <w:p>
-      <w:pPr>
-        <w:rPr>
-          <w:rFonts w:ascii="Times New Roman" w:hAnsi="Times New Roman" w:cs="Times New Roman"/>
-          <w:color w:val="000000" w:themeColor="text1"/>
-          <w:sz w:val="24"/>
-          <w:szCs w:val="24"/>
-          <w:lang w:val="vi-VN"/>
-        </w:rPr>
-      </w:pPr>
+        <w:t xml:space="preserve"> Nhận giấy biên nhận, thông báo, quyết định và kết quả giải quyết hồ sơ giải thể doanh nghiệp; nộp phí, lệ phí (nếu có) liên quan đến thủ tục được ủy quyền.</w:t>
+      </w:r>
     </w:p>
     <w:p>
       <w:pPr>
@@ -1083,6 +1082,7 @@
           <w:szCs w:val="24"/>
           <w:lang w:val="vi-VN"/>
         </w:rPr>
+        <w:lastRenderedPageBreak/>
         <w:t>Giấy Ủy quyền này có hiệu lực kể từ</w:t>
       </w:r>
       <w:r>
@@ -1121,6 +1121,7 @@
           <w:color w:val="000000" w:themeColor="text1"/>
           <w:sz w:val="24"/>
           <w:szCs w:val="24"/>
+          <w:lang w:val="vi-VN"/>
         </w:rPr>
         <w:t>8</w:t>
       </w:r>
